--- a/Documentation/QA PLAN & STRATEGY/Epic004 - Plan& Strategy of Tests.docx
+++ b/Documentation/QA PLAN & STRATEGY/Epic004 - Plan& Strategy of Tests.docx
@@ -860,6 +860,11 @@
               </w:rPr>
               <w:t xml:space="preserve">New Section Evolution is Created</w:t>
             </w:r>
+            <w:r>
+              <w:rPr>
+                <w:rtl w:val="0"/>
+              </w:rPr>
+            </w:r>
           </w:p>
         </w:tc>
         <w:tc>
@@ -929,6 +934,11 @@
               </w:rPr>
               <w:t xml:space="preserve">New Evolution validate the fields </w:t>
             </w:r>
+            <w:r>
+              <w:rPr>
+                <w:rtl w:val="0"/>
+              </w:rPr>
+            </w:r>
           </w:p>
           <w:p>
             <w:pPr>
@@ -946,6 +956,11 @@
                 <w:rtl w:val="0"/>
               </w:rPr>
               <w:t xml:space="preserve">Evolution is not created</w:t>
+            </w:r>
+            <w:r>
+              <w:rPr>
+                <w:rtl w:val="0"/>
+              </w:rPr>
             </w:r>
           </w:p>
         </w:tc>
@@ -1143,6 +1158,11 @@
               </w:rPr>
               <w:t xml:space="preserve">The list of Patientes is displayed with valid data</w:t>
             </w:r>
+            <w:r>
+              <w:rPr>
+                <w:rtl w:val="0"/>
+              </w:rPr>
+            </w:r>
           </w:p>
         </w:tc>
         <w:tc>
@@ -1449,6 +1469,9 @@
         <w:spacing w:after="0" w:before="0" w:line="240" w:lineRule="auto"/>
         <w:ind w:left="0" w:right="0" w:firstLine="0"/>
         <w:jc w:val="left"/>
+        <w:rPr/>
+      </w:pPr>
+      <w:r>
         <w:rPr>
           <w:rFonts w:ascii="Aptos" w:cs="Aptos" w:eastAsia="Aptos" w:hAnsi="Aptos"/>
           <w:b w:val="1"/>
@@ -1461,28 +1484,13 @@
           <w:u w:val="none"/>
           <w:shd w:fill="auto" w:val="clear"/>
           <w:vertAlign w:val="baseline"/>
-        </w:rPr>
-      </w:pPr>
-      <w:r>
-        <w:rPr>
-          <w:rFonts w:ascii="Aptos" w:cs="Aptos" w:eastAsia="Aptos" w:hAnsi="Aptos"/>
+          <w:rtl w:val="0"/>
+        </w:rPr>
+        <w:t xml:space="preserve">4. </w:t>
+      </w:r>
+      <w:r>
+        <w:rPr>
           <w:b w:val="1"/>
-          <w:i w:val="0"/>
-          <w:smallCaps w:val="0"/>
-          <w:strike w:val="0"/>
-          <w:color w:val="000000"/>
-          <w:sz w:val="24"/>
-          <w:szCs w:val="24"/>
-          <w:u w:val="none"/>
-          <w:shd w:fill="auto" w:val="clear"/>
-          <w:vertAlign w:val="baseline"/>
-          <w:rtl w:val="0"/>
-        </w:rPr>
-        <w:t xml:space="preserve">4. </w:t>
-      </w:r>
-      <w:r>
-        <w:rPr>
-          <w:b w:val="1"/>
           <w:rtl w:val="0"/>
         </w:rPr>
         <w:t xml:space="preserve">Exploratory tests Mission</w:t>
@@ -1491,27 +1499,6 @@
         <w:rPr>
           <w:rtl w:val="0"/>
         </w:rPr>
-      </w:r>
-    </w:p>
-    <w:p>
-      <w:pPr>
-        <w:rPr/>
-      </w:pPr>
-      <w:r>
-        <w:rPr>
-          <w:rtl w:val="0"/>
-        </w:rPr>
-      </w:r>
-    </w:p>
-    <w:p>
-      <w:pPr>
-        <w:rPr/>
-      </w:pPr>
-      <w:r>
-        <w:rPr>
-          <w:rtl w:val="0"/>
-        </w:rPr>
-        <w:t xml:space="preserve">Define Here.</w:t>
       </w:r>
     </w:p>
     <w:p>
@@ -1531,6 +1518,7 @@
           <w:numId w:val="1"/>
         </w:numPr>
         <w:ind w:left="720" w:hanging="360"/>
+        <w:rPr/>
       </w:pPr>
       <w:r>
         <w:rPr>
@@ -1546,6 +1534,7 @@
           <w:numId w:val="1"/>
         </w:numPr>
         <w:ind w:left="1440" w:hanging="360"/>
+        <w:rPr/>
       </w:pPr>
       <w:r>
         <w:rPr>
@@ -1561,6 +1550,7 @@
           <w:numId w:val="1"/>
         </w:numPr>
         <w:ind w:left="1440" w:hanging="360"/>
+        <w:rPr/>
       </w:pPr>
       <w:r>
         <w:rPr>
@@ -1576,6 +1566,7 @@
           <w:numId w:val="1"/>
         </w:numPr>
         <w:ind w:left="1440" w:hanging="360"/>
+        <w:rPr/>
       </w:pPr>
       <w:r>
         <w:rPr>
@@ -1591,112 +1582,13 @@
           <w:numId w:val="1"/>
         </w:numPr>
         <w:ind w:left="1440" w:hanging="360"/>
+        <w:rPr/>
       </w:pPr>
       <w:r>
         <w:rPr>
           <w:rtl w:val="0"/>
         </w:rPr>
         <w:t xml:space="preserve">Validation messages</w:t>
-      </w:r>
-    </w:p>
-    <w:p>
-      <w:pPr>
-        <w:keepNext w:val="0"/>
-        <w:keepLines w:val="0"/>
-        <w:pageBreakBefore w:val="0"/>
-        <w:widowControl w:val="1"/>
-        <w:pBdr>
-          <w:top w:space="0" w:sz="0" w:val="nil"/>
-          <w:left w:space="0" w:sz="0" w:val="nil"/>
-          <w:bottom w:space="0" w:sz="0" w:val="nil"/>
-          <w:right w:space="0" w:sz="0" w:val="nil"/>
-          <w:between w:space="0" w:sz="0" w:val="nil"/>
-        </w:pBdr>
-        <w:shd w:fill="auto" w:val="clear"/>
-        <w:spacing w:after="0" w:before="0" w:line="240" w:lineRule="auto"/>
-        <w:ind w:right="0"/>
-        <w:jc w:val="left"/>
-        <w:rPr/>
-      </w:pPr>
-      <w:r>
-        <w:rPr>
-          <w:rtl w:val="0"/>
-        </w:rPr>
-      </w:r>
-    </w:p>
-    <w:p>
-      <w:pPr>
-        <w:keepNext w:val="0"/>
-        <w:keepLines w:val="0"/>
-        <w:pageBreakBefore w:val="0"/>
-        <w:widowControl w:val="1"/>
-        <w:pBdr>
-          <w:top w:space="0" w:sz="0" w:val="nil"/>
-          <w:left w:space="0" w:sz="0" w:val="nil"/>
-          <w:bottom w:space="0" w:sz="0" w:val="nil"/>
-          <w:right w:space="0" w:sz="0" w:val="nil"/>
-          <w:between w:space="0" w:sz="0" w:val="nil"/>
-        </w:pBdr>
-        <w:shd w:fill="auto" w:val="clear"/>
-        <w:spacing w:after="0" w:before="0" w:line="240" w:lineRule="auto"/>
-        <w:ind w:right="0"/>
-        <w:jc w:val="left"/>
-        <w:rPr/>
-      </w:pPr>
-      <w:r>
-        <w:rPr>
-          <w:rtl w:val="0"/>
-        </w:rPr>
-      </w:r>
-    </w:p>
-    <w:p>
-      <w:pPr>
-        <w:keepNext w:val="0"/>
-        <w:keepLines w:val="0"/>
-        <w:pageBreakBefore w:val="0"/>
-        <w:widowControl w:val="1"/>
-        <w:pBdr>
-          <w:top w:space="0" w:sz="0" w:val="nil"/>
-          <w:left w:space="0" w:sz="0" w:val="nil"/>
-          <w:bottom w:space="0" w:sz="0" w:val="nil"/>
-          <w:right w:space="0" w:sz="0" w:val="nil"/>
-          <w:between w:space="0" w:sz="0" w:val="nil"/>
-        </w:pBdr>
-        <w:shd w:fill="auto" w:val="clear"/>
-        <w:spacing w:after="0" w:before="0" w:line="240" w:lineRule="auto"/>
-        <w:ind w:right="0"/>
-        <w:jc w:val="left"/>
-        <w:rPr/>
-      </w:pPr>
-      <w:r>
-        <w:rPr>
-          <w:rtl w:val="0"/>
-        </w:rPr>
-      </w:r>
-    </w:p>
-    <w:p>
-      <w:pPr>
-        <w:keepNext w:val="0"/>
-        <w:keepLines w:val="0"/>
-        <w:pageBreakBefore w:val="0"/>
-        <w:widowControl w:val="1"/>
-        <w:pBdr>
-          <w:top w:space="0" w:sz="0" w:val="nil"/>
-          <w:left w:space="0" w:sz="0" w:val="nil"/>
-          <w:bottom w:space="0" w:sz="0" w:val="nil"/>
-          <w:right w:space="0" w:sz="0" w:val="nil"/>
-          <w:between w:space="0" w:sz="0" w:val="nil"/>
-        </w:pBdr>
-        <w:shd w:fill="auto" w:val="clear"/>
-        <w:spacing w:after="0" w:before="0" w:line="240" w:lineRule="auto"/>
-        <w:ind w:right="0"/>
-        <w:jc w:val="left"/>
-        <w:rPr/>
-      </w:pPr>
-      <w:r>
-        <w:rPr>
-          <w:rtl w:val="0"/>
-        </w:rPr>
       </w:r>
     </w:p>
     <w:p>
@@ -1721,17 +1613,7 @@
         <w:ind w:left="0" w:right="0" w:firstLine="0"/>
         <w:jc w:val="left"/>
         <w:rPr>
-          <w:rFonts w:ascii="Aptos" w:cs="Aptos" w:eastAsia="Aptos" w:hAnsi="Aptos"/>
           <w:b w:val="1"/>
-          <w:i w:val="0"/>
-          <w:smallCaps w:val="0"/>
-          <w:strike w:val="0"/>
-          <w:color w:val="000000"/>
-          <w:sz w:val="24"/>
-          <w:szCs w:val="24"/>
-          <w:u w:val="none"/>
-          <w:shd w:fill="auto" w:val="clear"/>
-          <w:vertAlign w:val="baseline"/>
         </w:rPr>
       </w:pPr>
       <w:r>
@@ -1999,21 +1881,6 @@
           <w:vertAlign w:val="baseline"/>
         </w:rPr>
       </w:pPr>
-      <w:r>
-        <w:rPr>
-          <w:rtl w:val="0"/>
-        </w:rPr>
-      </w:r>
-    </w:p>
-    <w:p>
-      <w:pPr>
-        <w:rPr>
-          <w:b w:val="1"/>
-        </w:rPr>
-      </w:pPr>
-      <w:r>
-        <w:br w:type="page"/>
-      </w:r>
       <w:r>
         <w:rPr>
           <w:rtl w:val="0"/>
@@ -2250,6 +2117,7 @@
                 <w:numId w:val="3"/>
               </w:numPr>
               <w:ind w:left="720" w:hanging="360"/>
+              <w:rPr/>
             </w:pPr>
             <w:r>
               <w:rPr>
@@ -2316,6 +2184,7 @@
                 <w:numId w:val="4"/>
               </w:numPr>
               <w:ind w:left="720" w:hanging="360"/>
+              <w:rPr/>
             </w:pPr>
             <w:r>
               <w:rPr>
@@ -2391,6 +2260,11 @@
                 <w:rtl w:val="0"/>
               </w:rPr>
               <w:t xml:space="preserve">Dashboard Page is displayed with valid data</w:t>
+            </w:r>
+            <w:r>
+              <w:rPr>
+                <w:rtl w:val="0"/>
+              </w:rPr>
             </w:r>
           </w:p>
         </w:tc>
@@ -2701,6 +2575,68 @@
         <w:ind w:left="0" w:right="0" w:firstLine="0"/>
         <w:jc w:val="left"/>
         <w:rPr>
+          <w:b w:val="1"/>
+        </w:rPr>
+      </w:pPr>
+      <w:r>
+        <w:rPr>
+          <w:rtl w:val="0"/>
+        </w:rPr>
+      </w:r>
+    </w:p>
+    <w:p>
+      <w:pPr>
+        <w:keepNext w:val="0"/>
+        <w:keepLines w:val="0"/>
+        <w:pageBreakBefore w:val="0"/>
+        <w:widowControl w:val="1"/>
+        <w:pBdr>
+          <w:top w:space="0" w:sz="0" w:val="nil"/>
+          <w:left w:space="0" w:sz="0" w:val="nil"/>
+          <w:bottom w:space="0" w:sz="0" w:val="nil"/>
+          <w:right w:space="0" w:sz="0" w:val="nil"/>
+          <w:between w:space="0" w:sz="0" w:val="nil"/>
+        </w:pBdr>
+        <w:shd w:fill="auto" w:val="clear"/>
+        <w:tabs>
+          <w:tab w:val="center" w:leader="none" w:pos="4680"/>
+          <w:tab w:val="right" w:leader="none" w:pos="9360"/>
+        </w:tabs>
+        <w:spacing w:after="0" w:before="0" w:line="240" w:lineRule="auto"/>
+        <w:ind w:left="0" w:right="0" w:firstLine="0"/>
+        <w:jc w:val="left"/>
+        <w:rPr>
+          <w:b w:val="1"/>
+        </w:rPr>
+      </w:pPr>
+      <w:r>
+        <w:rPr>
+          <w:rtl w:val="0"/>
+        </w:rPr>
+      </w:r>
+    </w:p>
+    <w:p>
+      <w:pPr>
+        <w:keepNext w:val="0"/>
+        <w:keepLines w:val="0"/>
+        <w:pageBreakBefore w:val="0"/>
+        <w:widowControl w:val="1"/>
+        <w:pBdr>
+          <w:top w:space="0" w:sz="0" w:val="nil"/>
+          <w:left w:space="0" w:sz="0" w:val="nil"/>
+          <w:bottom w:space="0" w:sz="0" w:val="nil"/>
+          <w:right w:space="0" w:sz="0" w:val="nil"/>
+          <w:between w:space="0" w:sz="0" w:val="nil"/>
+        </w:pBdr>
+        <w:shd w:fill="auto" w:val="clear"/>
+        <w:tabs>
+          <w:tab w:val="center" w:leader="none" w:pos="4680"/>
+          <w:tab w:val="right" w:leader="none" w:pos="9360"/>
+        </w:tabs>
+        <w:spacing w:after="0" w:before="0" w:line="240" w:lineRule="auto"/>
+        <w:ind w:left="0" w:right="0" w:firstLine="0"/>
+        <w:jc w:val="left"/>
+        <w:rPr>
           <w:rFonts w:ascii="Aptos" w:cs="Aptos" w:eastAsia="Aptos" w:hAnsi="Aptos"/>
           <w:b w:val="1"/>
           <w:i w:val="0"/>
@@ -3885,6 +3821,12 @@
   <w:style w:type="table" w:styleId="TableNormal" w:default="1">
     <w:name w:val="TableNormal"/>
   </w:style>
+  <w:style w:type="paragraph" w:styleId="Normal" w:default="1">
+    <w:name w:val="normal"/>
+  </w:style>
+  <w:style w:type="table" w:styleId="TableNormal" w:default="1">
+    <w:name w:val="TableNormal"/>
+  </w:style>
   <w:style w:type="paragraph" w:styleId="Heading7">
     <w:name w:val="heading 7"/>
     <w:basedOn w:val="Normal"/>
@@ -4381,6 +4323,350 @@
         <w:b w:val="1"/>
         <w:bCs w:val="1"/>
       </w:rPr>
+    </w:tblStylePr>
+  </w:style>
+  <w:style w:type="table" w:styleId="Table1">
+    <w:basedOn w:val="TableNormal"/>
+    <w:tblPr>
+      <w:tblStyleRowBandSize w:val="1"/>
+      <w:tblStyleColBandSize w:val="1"/>
+      <w:tblCellMar>
+        <w:top w:w="0.0" w:type="dxa"/>
+        <w:left w:w="108.0" w:type="dxa"/>
+        <w:bottom w:w="0.0" w:type="dxa"/>
+        <w:right w:w="108.0" w:type="dxa"/>
+      </w:tblCellMar>
+    </w:tblPr>
+    <w:tblStylePr w:type="firstCol">
+      <w:rPr>
+        <w:b w:val="1"/>
+      </w:rPr>
+    </w:tblStylePr>
+    <w:tblStylePr w:type="firstRow">
+      <w:rPr>
+        <w:b w:val="1"/>
+      </w:rPr>
+      <w:tcPr>
+        <w:tcBorders>
+          <w:bottom w:color="666666" w:space="0" w:sz="12" w:val="single"/>
+        </w:tcBorders>
+      </w:tcPr>
+    </w:tblStylePr>
+    <w:tblStylePr w:type="lastCol">
+      <w:rPr>
+        <w:b w:val="1"/>
+      </w:rPr>
+    </w:tblStylePr>
+    <w:tblStylePr w:type="lastRow">
+      <w:rPr>
+        <w:b w:val="1"/>
+      </w:rPr>
+      <w:tcPr>
+        <w:tcBorders>
+          <w:top w:color="666666" w:space="0" w:sz="4" w:val="single"/>
+        </w:tcBorders>
+      </w:tcPr>
+    </w:tblStylePr>
+  </w:style>
+  <w:style w:type="table" w:styleId="Table2">
+    <w:basedOn w:val="TableNormal"/>
+    <w:tblPr>
+      <w:tblStyleRowBandSize w:val="1"/>
+      <w:tblStyleColBandSize w:val="1"/>
+      <w:tblCellMar>
+        <w:top w:w="0.0" w:type="dxa"/>
+        <w:left w:w="108.0" w:type="dxa"/>
+        <w:bottom w:w="0.0" w:type="dxa"/>
+        <w:right w:w="108.0" w:type="dxa"/>
+      </w:tblCellMar>
+    </w:tblPr>
+    <w:tblStylePr w:type="firstCol">
+      <w:rPr>
+        <w:b w:val="1"/>
+      </w:rPr>
+    </w:tblStylePr>
+    <w:tblStylePr w:type="firstRow">
+      <w:rPr>
+        <w:b w:val="1"/>
+      </w:rPr>
+      <w:tcPr>
+        <w:tcBorders>
+          <w:bottom w:color="666666" w:space="0" w:sz="12" w:val="single"/>
+        </w:tcBorders>
+      </w:tcPr>
+    </w:tblStylePr>
+    <w:tblStylePr w:type="lastCol">
+      <w:rPr>
+        <w:b w:val="1"/>
+      </w:rPr>
+    </w:tblStylePr>
+    <w:tblStylePr w:type="lastRow">
+      <w:rPr>
+        <w:b w:val="1"/>
+      </w:rPr>
+      <w:tcPr>
+        <w:tcBorders>
+          <w:top w:color="666666" w:space="0" w:sz="4" w:val="single"/>
+        </w:tcBorders>
+      </w:tcPr>
+    </w:tblStylePr>
+  </w:style>
+  <w:style w:type="table" w:styleId="Table3">
+    <w:basedOn w:val="TableNormal"/>
+    <w:tblPr>
+      <w:tblStyleRowBandSize w:val="1"/>
+      <w:tblStyleColBandSize w:val="1"/>
+      <w:tblCellMar>
+        <w:top w:w="0.0" w:type="dxa"/>
+        <w:left w:w="108.0" w:type="dxa"/>
+        <w:bottom w:w="0.0" w:type="dxa"/>
+        <w:right w:w="108.0" w:type="dxa"/>
+      </w:tblCellMar>
+    </w:tblPr>
+    <w:tblStylePr w:type="firstCol">
+      <w:rPr>
+        <w:b w:val="1"/>
+      </w:rPr>
+    </w:tblStylePr>
+    <w:tblStylePr w:type="firstRow">
+      <w:rPr>
+        <w:b w:val="1"/>
+      </w:rPr>
+      <w:tcPr>
+        <w:tcBorders>
+          <w:bottom w:color="666666" w:space="0" w:sz="12" w:val="single"/>
+        </w:tcBorders>
+      </w:tcPr>
+    </w:tblStylePr>
+    <w:tblStylePr w:type="lastCol">
+      <w:rPr>
+        <w:b w:val="1"/>
+      </w:rPr>
+    </w:tblStylePr>
+    <w:tblStylePr w:type="lastRow">
+      <w:rPr>
+        <w:b w:val="1"/>
+      </w:rPr>
+      <w:tcPr>
+        <w:tcBorders>
+          <w:top w:color="666666" w:space="0" w:sz="4" w:val="single"/>
+        </w:tcBorders>
+      </w:tcPr>
+    </w:tblStylePr>
+  </w:style>
+  <w:style w:type="table" w:styleId="Table4">
+    <w:basedOn w:val="TableNormal"/>
+    <w:tblPr>
+      <w:tblStyleRowBandSize w:val="1"/>
+      <w:tblStyleColBandSize w:val="1"/>
+      <w:tblCellMar>
+        <w:top w:w="0.0" w:type="dxa"/>
+        <w:left w:w="108.0" w:type="dxa"/>
+        <w:bottom w:w="0.0" w:type="dxa"/>
+        <w:right w:w="108.0" w:type="dxa"/>
+      </w:tblCellMar>
+    </w:tblPr>
+    <w:tblStylePr w:type="firstCol">
+      <w:rPr>
+        <w:b w:val="1"/>
+      </w:rPr>
+    </w:tblStylePr>
+    <w:tblStylePr w:type="firstRow">
+      <w:rPr>
+        <w:b w:val="1"/>
+      </w:rPr>
+      <w:tcPr>
+        <w:tcBorders>
+          <w:bottom w:color="666666" w:space="0" w:sz="12" w:val="single"/>
+        </w:tcBorders>
+      </w:tcPr>
+    </w:tblStylePr>
+    <w:tblStylePr w:type="lastCol">
+      <w:rPr>
+        <w:b w:val="1"/>
+      </w:rPr>
+    </w:tblStylePr>
+    <w:tblStylePr w:type="lastRow">
+      <w:rPr>
+        <w:b w:val="1"/>
+      </w:rPr>
+      <w:tcPr>
+        <w:tcBorders>
+          <w:top w:color="666666" w:space="0" w:sz="4" w:val="single"/>
+        </w:tcBorders>
+      </w:tcPr>
+    </w:tblStylePr>
+  </w:style>
+  <w:style w:type="table" w:styleId="Table5">
+    <w:basedOn w:val="TableNormal"/>
+    <w:tblPr>
+      <w:tblStyleRowBandSize w:val="1"/>
+      <w:tblStyleColBandSize w:val="1"/>
+      <w:tblCellMar>
+        <w:top w:w="0.0" w:type="dxa"/>
+        <w:left w:w="108.0" w:type="dxa"/>
+        <w:bottom w:w="0.0" w:type="dxa"/>
+        <w:right w:w="108.0" w:type="dxa"/>
+      </w:tblCellMar>
+    </w:tblPr>
+    <w:tblStylePr w:type="firstCol">
+      <w:rPr>
+        <w:b w:val="1"/>
+      </w:rPr>
+    </w:tblStylePr>
+    <w:tblStylePr w:type="firstRow">
+      <w:rPr>
+        <w:b w:val="1"/>
+      </w:rPr>
+      <w:tcPr>
+        <w:tcBorders>
+          <w:bottom w:color="666666" w:space="0" w:sz="12" w:val="single"/>
+        </w:tcBorders>
+      </w:tcPr>
+    </w:tblStylePr>
+    <w:tblStylePr w:type="lastCol">
+      <w:rPr>
+        <w:b w:val="1"/>
+      </w:rPr>
+    </w:tblStylePr>
+    <w:tblStylePr w:type="lastRow">
+      <w:rPr>
+        <w:b w:val="1"/>
+      </w:rPr>
+      <w:tcPr>
+        <w:tcBorders>
+          <w:top w:color="666666" w:space="0" w:sz="4" w:val="single"/>
+        </w:tcBorders>
+      </w:tcPr>
+    </w:tblStylePr>
+  </w:style>
+  <w:style w:type="table" w:styleId="Table6">
+    <w:basedOn w:val="TableNormal"/>
+    <w:tblPr>
+      <w:tblStyleRowBandSize w:val="1"/>
+      <w:tblStyleColBandSize w:val="1"/>
+      <w:tblCellMar>
+        <w:top w:w="0.0" w:type="dxa"/>
+        <w:left w:w="108.0" w:type="dxa"/>
+        <w:bottom w:w="0.0" w:type="dxa"/>
+        <w:right w:w="108.0" w:type="dxa"/>
+      </w:tblCellMar>
+    </w:tblPr>
+    <w:tblStylePr w:type="firstCol">
+      <w:rPr>
+        <w:b w:val="1"/>
+      </w:rPr>
+    </w:tblStylePr>
+    <w:tblStylePr w:type="firstRow">
+      <w:rPr>
+        <w:b w:val="1"/>
+      </w:rPr>
+      <w:tcPr>
+        <w:tcBorders>
+          <w:bottom w:color="666666" w:space="0" w:sz="12" w:val="single"/>
+        </w:tcBorders>
+      </w:tcPr>
+    </w:tblStylePr>
+    <w:tblStylePr w:type="lastCol">
+      <w:rPr>
+        <w:b w:val="1"/>
+      </w:rPr>
+    </w:tblStylePr>
+    <w:tblStylePr w:type="lastRow">
+      <w:rPr>
+        <w:b w:val="1"/>
+      </w:rPr>
+      <w:tcPr>
+        <w:tcBorders>
+          <w:top w:color="666666" w:space="0" w:sz="4" w:val="single"/>
+        </w:tcBorders>
+      </w:tcPr>
+    </w:tblStylePr>
+  </w:style>
+  <w:style w:type="table" w:styleId="Table7">
+    <w:basedOn w:val="TableNormal"/>
+    <w:tblPr>
+      <w:tblStyleRowBandSize w:val="1"/>
+      <w:tblStyleColBandSize w:val="1"/>
+      <w:tblCellMar>
+        <w:top w:w="0.0" w:type="dxa"/>
+        <w:left w:w="108.0" w:type="dxa"/>
+        <w:bottom w:w="0.0" w:type="dxa"/>
+        <w:right w:w="108.0" w:type="dxa"/>
+      </w:tblCellMar>
+    </w:tblPr>
+    <w:tblStylePr w:type="firstCol">
+      <w:rPr>
+        <w:b w:val="1"/>
+      </w:rPr>
+    </w:tblStylePr>
+    <w:tblStylePr w:type="firstRow">
+      <w:rPr>
+        <w:b w:val="1"/>
+      </w:rPr>
+      <w:tcPr>
+        <w:tcBorders>
+          <w:bottom w:color="666666" w:space="0" w:sz="12" w:val="single"/>
+        </w:tcBorders>
+      </w:tcPr>
+    </w:tblStylePr>
+    <w:tblStylePr w:type="lastCol">
+      <w:rPr>
+        <w:b w:val="1"/>
+      </w:rPr>
+    </w:tblStylePr>
+    <w:tblStylePr w:type="lastRow">
+      <w:rPr>
+        <w:b w:val="1"/>
+      </w:rPr>
+      <w:tcPr>
+        <w:tcBorders>
+          <w:top w:color="666666" w:space="0" w:sz="4" w:val="single"/>
+        </w:tcBorders>
+      </w:tcPr>
+    </w:tblStylePr>
+  </w:style>
+  <w:style w:type="table" w:styleId="Table8">
+    <w:basedOn w:val="TableNormal"/>
+    <w:tblPr>
+      <w:tblStyleRowBandSize w:val="1"/>
+      <w:tblStyleColBandSize w:val="1"/>
+      <w:tblCellMar>
+        <w:top w:w="0.0" w:type="dxa"/>
+        <w:left w:w="108.0" w:type="dxa"/>
+        <w:bottom w:w="0.0" w:type="dxa"/>
+        <w:right w:w="108.0" w:type="dxa"/>
+      </w:tblCellMar>
+    </w:tblPr>
+    <w:tblStylePr w:type="firstCol">
+      <w:rPr>
+        <w:b w:val="1"/>
+      </w:rPr>
+    </w:tblStylePr>
+    <w:tblStylePr w:type="firstRow">
+      <w:rPr>
+        <w:b w:val="1"/>
+      </w:rPr>
+      <w:tcPr>
+        <w:tcBorders>
+          <w:bottom w:color="666666" w:space="0" w:sz="12" w:val="single"/>
+        </w:tcBorders>
+      </w:tcPr>
+    </w:tblStylePr>
+    <w:tblStylePr w:type="lastCol">
+      <w:rPr>
+        <w:b w:val="1"/>
+      </w:rPr>
+    </w:tblStylePr>
+    <w:tblStylePr w:type="lastRow">
+      <w:rPr>
+        <w:b w:val="1"/>
+      </w:rPr>
+      <w:tcPr>
+        <w:tcBorders>
+          <w:top w:color="666666" w:space="0" w:sz="4" w:val="single"/>
+        </w:tcBorders>
+      </w:tcPr>
     </w:tblStylePr>
   </w:style>
   <w:style w:type="table" w:styleId="Table1">
@@ -5384,7 +5670,7 @@
 
 <file path=customXML/item1.xml><?xml version="1.0" encoding="utf-8"?>
 <go:gDocsCustomXmlDataStorage xmlns:go="http://customooxmlschemas.google.com/" xmlns:r="http://schemas.openxmlformats.org/officeDocument/2006/relationships" uri="GoogleDocsCustomDataVersion2">
-  <go:docsCustomData xmlns:go="http://customooxmlschemas.google.com/" roundtripDataSignature="AMtx7mhTq1jM9ZB1xnBqylB+9hTNXnYqFQ==">CgMxLjA4AHIhMVJqR2tSYVV3WWR6ZTZaSF9FVHI1NkpvYjZZX3RZVzVl</go:docsCustomData>
+  <go:docsCustomData xmlns:go="http://customooxmlschemas.google.com/" roundtripDataSignature="AMtx7mgnEPpg6l2I1wI0ezM8mlfrb0VXBw==">CgMxLjA4AHIhMUJXb0s2dDExZW1NdmNLeFJPdXpUQWI0UDZ5Qk5VczVK</go:docsCustomData>
 </go:gDocsCustomXmlDataStorage>
 </file>
 
